--- a/public/template_venta_hipoteca.docx
+++ b/public/template_venta_hipoteca.docx
@@ -5771,7 +5771,7 @@
           <w:szCs w:val="24"/>
           <w:rtl w:val="0"/>
         </w:rPr>
-        <w:t xml:space="preserve">{/tiene_hipoteca}</w:t>
+        <w:t xml:space="preserve"/>
       </w:r>
       <w:r>
         <w:rPr>
@@ -7575,7 +7575,7 @@
           <w:szCs w:val="24"/>
           <w:rtl w:val="0"/>
         </w:rPr>
-        <w:t xml:space="preserve">{# }</w:t>
+        <w:t xml:space="preserve"/>
       </w:r>
       <w:r>
         <w:rPr>

--- a/public/template_venta_hipoteca.docx
+++ b/public/template_venta_hipoteca.docx
@@ -168,19 +168,19 @@
           <w:szCs w:val="24"/>
           <w:rtl w:val="0"/>
         </w:rPr>
-        <w:t xml:space="preserve">QUINTO </w:t>
-      </w:r>
-      <w:r>
-        <w:rPr>
-          <w:rFonts w:ascii="Arial" w:cs="Arial" w:eastAsia="Arial" w:hAnsi="Arial"/>
-          <w:b w:val="1"/>
-          <w:bCs w:val="1"/>
-          <w:sz w:val="24"/>
-          <w:szCs w:val="24"/>
-          <w:vertAlign w:val="baseline"/>
-          <w:rtl w:val="0"/>
-        </w:rPr>
-        <w:t xml:space="preserve">(5o) DEL CÍRCULO DE BOGOTÁ, D.C.</w:t>
+        <w:t xml:space="preserve">{notaria_numero_letras} </w:t>
+      </w:r>
+      <w:r>
+        <w:rPr>
+          <w:rFonts w:ascii="Arial" w:cs="Arial" w:eastAsia="Arial" w:hAnsi="Arial"/>
+          <w:b w:val="1"/>
+          <w:bCs w:val="1"/>
+          <w:sz w:val="24"/>
+          <w:szCs w:val="24"/>
+          <w:vertAlign w:val="baseline"/>
+          <w:rtl w:val="0"/>
+        </w:rPr>
+        <w:t xml:space="preserve">({notaria_ordinal}) DEL CÍRCULO DE {notaria_circulo}</w:t>
       </w:r>
       <w:r>
         <w:rPr>
@@ -1452,7 +1452,7 @@
           <w:vertAlign w:val="baseline"/>
           <w:rtl w:val="0"/>
         </w:rPr>
-        <w:t xml:space="preserve">, NOTARIO QUINTO (5o) ENCARGADO DEL CIRCULO DE BOGOTÁ D.C.,</w:t>
+        <w:t xml:space="preserve">, NOTARIO {notaria_numero_letras} ({notaria_ordinal}) {notario_tipo} DEL CIRCULO DE {notaria_circulo},</w:t>
       </w:r>
       <w:r>
         <w:rPr>
@@ -5840,7 +5840,7 @@
           <w:szCs w:val="24"/>
           <w:rtl w:val="0"/>
         </w:rPr>
-        <w:t xml:space="preserve">El Notario quinto (5o) del Círculo de Bogotá, D.C., de conformidad con las atribuciones establecidas en el Artículo 12 del Decreto 2148 de 1983 y en virtud que el(la) señor(a) {apoderado_banco.nombre}, quien obra como Representante Legal de la sociedad {actos.entidad_bancaria}”, tienen registrada su firma en ésta Notaría y autoriza que el presente instrumento sea suscrito por las personas fuera del recinto Notarial en las Oficinas de las Entidades que representan.</w:t>
+        <w:t xml:space="preserve">El Notario {notaria_numero_letras_lower} ({notaria_ordinal}) del Círculo de {notaria_circulo_proper}, de conformidad con las atribuciones establecidas en el Artículo 12 del Decreto 2148 de 1983 y en virtud que el(la) señor(a) {apoderado_banco.nombre}, quien obra como Representante Legal de la sociedad {actos.entidad_bancaria}”, tienen registrada su firma en ésta Notaría y autoriza que el presente instrumento sea suscrito por las personas fuera del recinto Notarial en las Oficinas de las Entidades que representan.</w:t>
       </w:r>
       <w:r>
         <w:rPr>

--- a/public/template_venta_hipoteca.docx
+++ b/public/template_venta_hipoteca.docx
@@ -827,7 +827,7 @@
           <w:vertAlign w:val="baseline"/>
           <w:rtl w:val="0"/>
         </w:rPr>
-        <w:t xml:space="preserve">BANCO DE BOGOTA S.A.</w:t>
+        <w:t xml:space="preserve">{actos.entidad_bancaria}</w:t>
       </w:r>
       <w:r>
         <w:rPr>
@@ -941,7 +941,7 @@
           <w:vertAlign w:val="baseline"/>
           <w:rtl w:val="0"/>
         </w:rPr>
-        <w:t xml:space="preserve"> 860.002.964-4</w:t>
+        <w:t xml:space="preserve"> {actos.entidad_nit}</w:t>
       </w:r>
       <w:r>
         <w:rPr>
@@ -1409,7 +1409,7 @@
           <w:vertAlign w:val="baseline"/>
           <w:rtl w:val="0"/>
         </w:rPr>
-        <w:t xml:space="preserve">En la ciudad de Bogotá Distrito Capital, Departamento de Cundinamarca, República de Colombia, el  </w:t>
+        <w:t xml:space="preserve">En la ciudad de {notaria_circulo_proper}, Departamento de {notaria_departamento}, República de Colombia, el  </w:t>
       </w:r>
       <w:r>
         <w:rPr>
@@ -6706,7 +6706,7 @@
           <w:szCs w:val="24"/>
           <w:rtl w:val="0"/>
         </w:rPr>
-        <w:t xml:space="preserve">OTORGADA EN LA NOTARÍA QUINTA (5) DEL CÍRCULO DE BOGOTÁ, D.C.------------------------------------------------------------------</w:t>
+        <w:t xml:space="preserve">OTORGADA EN LA NOTARÍA {notaria_numero_letras_femenino} ({notaria_numero}) DEL CÍRCULO DE {notaria_circulo}------------------------------------------------------------------</w:t>
       </w:r>
     </w:p>
     <w:p>
@@ -8036,7 +8036,7 @@
           <w:szCs w:val="24"/>
           <w:rtl w:val="0"/>
         </w:rPr>
-        <w:t xml:space="preserve">OTORGADA EN LA NOTARÍA QUINTA (5) DEL CÍRCULO DE BOGOTÁ, D.C.</w:t>
+        <w:t xml:space="preserve">OTORGADA EN LA NOTARÍA {notaria_numero_letras_femenino} ({notaria_numero}) DEL CÍRCULO DE {notaria_circulo}</w:t>
       </w:r>
       <w:r>
         <w:rPr>
@@ -8809,7 +8809,7 @@
           <w:rtl w:val="0"/>
         </w:rPr>
         <w:br w:type="textWrapping"/>
-        <w:t xml:space="preserve">NOTARIO QUINTO (5o) DEL CÍRCULO DE BOGOTÁ D.C.</w:t>
+        <w:t xml:space="preserve">NOTARIO {notaria_ordinal} ({notaria_numero}o) DEL CÍRCULO DE {notaria_circulo}</w:t>
       </w:r>
       <w:r>
         <w:rPr>
